--- a/deliverable-docs/Benefits and Risks.docx
+++ b/deliverable-docs/Benefits and Risks.docx
@@ -309,6 +309,171 @@
       </w:pPr>
     </w:p>
     <w:p/>
+    <w:p>
+      <w:r>
+        <w:t>Risk: Consumer services can break if a producer changes its API response structure or Kafka event payload schema. Because there is no compile-time type validation between services, changes such as renaming a field, removing a field, or altering a data type may go undetected until runtime — potentially in production. This risk is amplified in an event-driven system: a change to the result.published Kafka event payload could silently break the Notification Service without any immediate error being surfaced to the producer.</w:t>
+      </w:r>
+    </w:p>
+    <w:p>
+      <w:r>
+        <w:t>Mitigation: API versioning is not implemented in the current prototype. In a production system the following strategies would be applied:</w:t>
+      </w:r>
+    </w:p>
+    <w:tbl>
+      <w:tblPr>
+        <w:tblStyle w:val="TableGrid"/>
+        <w:tblW w:type="auto" w:w="0"/>
+        <w:tblLook w:firstColumn="1" w:firstRow="1" w:lastColumn="0" w:lastRow="0" w:noHBand="0" w:noVBand="1" w:val="04A0"/>
+      </w:tblPr>
+      <w:tblGrid>
+        <w:gridCol w:w="4320"/>
+        <w:gridCol w:w="4320"/>
+      </w:tblGrid>
+      <w:tr>
+        <w:tc>
+          <w:tcPr>
+            <w:tcW w:type="dxa" w:w="4320"/>
+          </w:tcPr>
+          <w:p>
+            <w:r>
+              <w:rPr>
+                <w:b/>
+              </w:rPr>
+              <w:t>Mitigation</w:t>
+            </w:r>
+          </w:p>
+        </w:tc>
+        <w:tc>
+          <w:tcPr>
+            <w:tcW w:type="dxa" w:w="4320"/>
+          </w:tcPr>
+          <w:p>
+            <w:r>
+              <w:rPr>
+                <w:b/>
+              </w:rPr>
+              <w:t>Description</w:t>
+            </w:r>
+          </w:p>
+        </w:tc>
+      </w:tr>
+      <w:tr>
+        <w:tc>
+          <w:tcPr>
+            <w:tcW w:type="dxa" w:w="4320"/>
+          </w:tcPr>
+          <w:p>
+            <w:r>
+              <w:t>API versioning</w:t>
+            </w:r>
+          </w:p>
+        </w:tc>
+        <w:tc>
+          <w:tcPr>
+            <w:tcW w:type="dxa" w:w="4320"/>
+          </w:tcPr>
+          <w:p>
+            <w:r>
+              <w:t>Prefix all routes with /api/v1/. Breaking changes are released under /api/v2/ while consumers migrate.</w:t>
+            </w:r>
+          </w:p>
+        </w:tc>
+      </w:tr>
+      <w:tr>
+        <w:tc>
+          <w:tcPr>
+            <w:tcW w:type="dxa" w:w="4320"/>
+          </w:tcPr>
+          <w:p>
+            <w:r>
+              <w:t>Kafka schema versioning</w:t>
+            </w:r>
+          </w:p>
+        </w:tc>
+        <w:tc>
+          <w:tcPr>
+            <w:tcW w:type="dxa" w:w="4320"/>
+          </w:tcPr>
+          <w:p>
+            <w:r>
+              <w:t>Include a version field in every Kafka event payload (e.g. { "version": 1, "studentId": "..." }).</w:t>
+            </w:r>
+          </w:p>
+        </w:tc>
+      </w:tr>
+      <w:tr>
+        <w:tc>
+          <w:tcPr>
+            <w:tcW w:type="dxa" w:w="4320"/>
+          </w:tcPr>
+          <w:p>
+            <w:r>
+              <w:t>Schema Registry</w:t>
+            </w:r>
+          </w:p>
+        </w:tc>
+        <w:tc>
+          <w:tcPr>
+            <w:tcW w:type="dxa" w:w="4320"/>
+          </w:tcPr>
+          <w:p>
+            <w:r>
+              <w:t>Use Confluent Schema Registry with Avro or JSON Schema to enforce event contracts at publish time.</w:t>
+            </w:r>
+          </w:p>
+        </w:tc>
+      </w:tr>
+      <w:tr>
+        <w:tc>
+          <w:tcPr>
+            <w:tcW w:type="dxa" w:w="4320"/>
+          </w:tcPr>
+          <w:p>
+            <w:r>
+              <w:t>Contract testing</w:t>
+            </w:r>
+          </w:p>
+        </w:tc>
+        <w:tc>
+          <w:tcPr>
+            <w:tcW w:type="dxa" w:w="4320"/>
+          </w:tcPr>
+          <w:p>
+            <w:r>
+              <w:t>Use Pact (consumer-driven contract tests) to detect breaking API changes in CI before deployment.</w:t>
+            </w:r>
+          </w:p>
+        </w:tc>
+      </w:tr>
+      <w:tr>
+        <w:tc>
+          <w:tcPr>
+            <w:tcW w:type="dxa" w:w="4320"/>
+          </w:tcPr>
+          <w:p>
+            <w:r>
+              <w:t>Additive-only changes</w:t>
+            </w:r>
+          </w:p>
+        </w:tc>
+        <w:tc>
+          <w:tcPr>
+            <w:tcW w:type="dxa" w:w="4320"/>
+          </w:tcPr>
+          <w:p>
+            <w:r>
+              <w:t>During deprecation treat all changes as additive — only add new fields; never remove or rename existing ones.</w:t>
+            </w:r>
+          </w:p>
+        </w:tc>
+      </w:tr>
+    </w:tbl>
+    <w:sectPr>
+      <w:pgSz w:w="12240" w:h="15840"/>
+      <w:pgMar w:top="1440" w:right="1800" w:bottom="1440" w:left="1800" w:header="720" w:footer="720" w:gutter="0"/>
+      <w:cols w:space="720"/>
+      <w:docGrid w:linePitch="360"/>
+    </w:sectPr>
     <w:p>
       <w:pPr>
         <w:pStyle w:val="Heading1"/>
@@ -704,6 +869,38 @@
           </w:p>
         </w:tc>
       </w:tr>
+      <w:tr>
+        <w:tc>
+          <w:tcPr>
+            <w:tcW w:type="dxa" w:w="2880"/>
+          </w:tcPr>
+          <w:p>
+            <w:r>
+              <w:t>API versioning</w:t>
+            </w:r>
+          </w:p>
+        </w:tc>
+        <w:tc>
+          <w:tcPr>
+            <w:tcW w:type="dxa" w:w="2880"/>
+          </w:tcPr>
+          <w:p>
+            <w:r>
+              <w:t>No versioning in prototype; additive-change discipline and schema versioning recommended for production</w:t>
+            </w:r>
+          </w:p>
+        </w:tc>
+        <w:tc>
+          <w:tcPr>
+            <w:tcW w:type="dxa" w:w="2880"/>
+          </w:tcPr>
+          <w:p>
+            <w:r>
+              <w:t>Risk — to be mitigated</w:t>
+            </w:r>
+          </w:p>
+        </w:tc>
+      </w:tr>
     </w:tbl>
     <w:p/>
     <w:p>
@@ -714,12 +911,14 @@
         <w:t>Overall verdict: The benefits of microservice architecture outweigh the risks for a university ERP system with clearly distinct business domains. The risks are well-understood and have established mitigation patterns (eventual consistency, Docker orchestration, JWT-per-service). The architecture is appropriate for this system.</w:t>
       </w:r>
     </w:p>
-    <w:sectPr>
-      <w:pgSz w:w="12240" w:h="15840"/>
-      <w:pgMar w:top="1440" w:right="1800" w:bottom="1440" w:left="1800" w:header="720" w:footer="720" w:gutter="0"/>
-      <w:cols w:space="720"/>
-      <w:docGrid w:linePitch="360"/>
-    </w:sectPr>
+    <w:p>
+      <w:pPr>
+        <w:pStyle w:val="Heading2"/>
+      </w:pPr>
+      <w:r>
+        <w:t>3.7  API Versioning / Backward Compatibility</w:t>
+      </w:r>
+    </w:p>
   </w:body>
 </w:document>
 </file>

--- a/deliverable-docs/Benefits and Risks.docx
+++ b/deliverable-docs/Benefits and Risks.docx
@@ -120,7 +120,34 @@
     </w:p>
     <w:p>
       <w:r>
-        <w:t>By publishing events (student.created, exam.registered, result.published) to a Kafka topic, the producing service is decoupled from its consumers. The Student Service does not need to know that a Notification Service exists — it simply emits an event. Adding a new consumer (e.g., an analytics service) requires no changes to existing services.</w:t>
+        <w:t>By publishing events (</w:t>
+      </w:r>
+      <w:r>
+        <w:rPr>
+          <w:b/>
+        </w:rPr>
+        <w:t>student.created</w:t>
+      </w:r>
+      <w:r>
+        <w:t xml:space="preserve">, </w:t>
+      </w:r>
+      <w:r>
+        <w:rPr>
+          <w:b/>
+        </w:rPr>
+        <w:t>exam.registered</w:t>
+      </w:r>
+      <w:r>
+        <w:t xml:space="preserve">, </w:t>
+      </w:r>
+      <w:r>
+        <w:rPr>
+          <w:b/>
+        </w:rPr>
+        <w:t>result.published</w:t>
+      </w:r>
+      <w:r>
+        <w:t>) to a Kafka topic, the producing service is decoupled from its consumers. The Student Service does not need to know that a Notification Service exists — it simply emits an event. Adding a new consumer (e.g., an analytics service) requires no changes to existing services.</w:t>
       </w:r>
     </w:p>
     <w:p>
@@ -153,11 +180,272 @@
       </w:r>
     </w:p>
     <w:p>
+      <w:pPr>
+        <w:rPr>
+          <w:bCs/>
+        </w:rPr>
+      </w:pPr>
       <w:r>
         <w:rPr>
           <w:b/>
         </w:rPr>
-        <w:t>Risk: Microservices introduce network calls between services, making the system harder to reason about than a single in-process call. Failures can now be partial — a service may receive a response timeout rather than a clean error.</w:t>
+        <w:t>Risk</w:t>
+      </w:r>
+      <w:r>
+        <w:rPr>
+          <w:bCs/>
+        </w:rPr>
+        <w:t>: Microservices introduce network calls between services, making the system harder to reason about than a single in-process call. Failures can now be partial — a service may receive a response timeout rather than a clean error.</w:t>
+      </w:r>
+    </w:p>
+    <w:p>
+      <w:pPr>
+        <w:rPr>
+          <w:bCs/>
+        </w:rPr>
+      </w:pPr>
+      <w:r>
+        <w:rPr>
+          <w:b/>
+        </w:rPr>
+        <w:t>Mitigation</w:t>
+      </w:r>
+      <w:r>
+        <w:rPr>
+          <w:bCs/>
+        </w:rPr>
+        <w:t>: Strict HTTP status code contracts are defined in API Endpoint Design. The Exam Service wraps its Student Service call in a try/catch and maps errors to 502 Bad Gateway, giving callers a consistent error surface. All services expose a /health endpoint to support monitoring.</w:t>
+      </w:r>
+    </w:p>
+    <w:p>
+      <w:pPr>
+        <w:pStyle w:val="Heading2"/>
+      </w:pPr>
+      <w:r>
+        <w:t>3.2 Data Consistency (No Distributed Transactions)</w:t>
+      </w:r>
+    </w:p>
+    <w:p>
+      <w:pPr>
+        <w:rPr>
+          <w:bCs/>
+        </w:rPr>
+      </w:pPr>
+      <w:r>
+        <w:rPr>
+          <w:b/>
+        </w:rPr>
+        <w:t>Risk</w:t>
+      </w:r>
+      <w:r>
+        <w:rPr>
+          <w:bCs/>
+        </w:rPr>
+        <w:t>: With one database per service, a business operation that spans multiple services (e.g., enrolling a student in an exam and updating their record simultaneously) cannot use a traditional ACID transaction across both databases.</w:t>
+      </w:r>
+    </w:p>
+    <w:p>
+      <w:pPr>
+        <w:rPr>
+          <w:bCs/>
+        </w:rPr>
+      </w:pPr>
+      <w:r>
+        <w:rPr>
+          <w:b/>
+        </w:rPr>
+        <w:t>Mitigation</w:t>
+      </w:r>
+      <w:r>
+        <w:rPr>
+          <w:bCs/>
+        </w:rPr>
+        <w:t>: The system uses eventual consistency via Kafka events for cross-service state changes. Synchronous REST calls are used only for read-verify operations (e.g., checking a student exists before creating an entry). Write operations that require consistency across services are modelled as sagas rather than distributed transactions.</w:t>
+      </w:r>
+    </w:p>
+    <w:p>
+      <w:pPr>
+        <w:rPr>
+          <w:bCs/>
+        </w:rPr>
+      </w:pPr>
+    </w:p>
+    <w:p>
+      <w:pPr>
+        <w:pStyle w:val="Heading2"/>
+      </w:pPr>
+      <w:r>
+        <w:lastRenderedPageBreak/>
+        <w:t>3.3 Increased Infrastructure Overhead</w:t>
+      </w:r>
+    </w:p>
+    <w:p>
+      <w:pPr>
+        <w:rPr>
+          <w:bCs/>
+        </w:rPr>
+      </w:pPr>
+      <w:r>
+        <w:rPr>
+          <w:b/>
+        </w:rPr>
+        <w:t>Risk</w:t>
+      </w:r>
+      <w:r>
+        <w:rPr>
+          <w:bCs/>
+        </w:rPr>
+        <w:t>: Running eight services, eight MongoDB databases, NGINX, and Kafka/Kafka locally and in production is significantly more complex than deploying a single application binary.</w:t>
+      </w:r>
+    </w:p>
+    <w:p>
+      <w:pPr>
+        <w:rPr>
+          <w:bCs/>
+        </w:rPr>
+      </w:pPr>
+      <w:r>
+        <w:rPr>
+          <w:b/>
+        </w:rPr>
+        <w:t>Mitigation</w:t>
+      </w:r>
+      <w:r>
+        <w:rPr>
+          <w:bCs/>
+        </w:rPr>
+        <w:t>: Docker and docker-compose provide one-command startup for local development. Each service is containerised with a minimal node:20-alpine image. For the prototype, only Student and Exam services are active, reducing local resource usage substantially.</w:t>
+      </w:r>
+    </w:p>
+    <w:p>
+      <w:pPr>
+        <w:pStyle w:val="Heading2"/>
+      </w:pPr>
+      <w:r>
+        <w:t>3.4 Inter-Service Latency</w:t>
+      </w:r>
+    </w:p>
+    <w:p>
+      <w:pPr>
+        <w:rPr>
+          <w:bCs/>
+        </w:rPr>
+      </w:pPr>
+      <w:r>
+        <w:rPr>
+          <w:b/>
+        </w:rPr>
+        <w:t>Risk</w:t>
+      </w:r>
+      <w:r>
+        <w:rPr>
+          <w:bCs/>
+        </w:rPr>
+        <w:t>: A synchronous REST call from Exam Service to Student Service adds network round-trip latency to every exam enrolment request. In a monolith, this would be an in-memory function call.</w:t>
+      </w:r>
+    </w:p>
+    <w:p>
+      <w:pPr>
+        <w:rPr>
+          <w:bCs/>
+        </w:rPr>
+      </w:pPr>
+      <w:r>
+        <w:rPr>
+          <w:b/>
+        </w:rPr>
+        <w:t>Mitigation</w:t>
+      </w:r>
+      <w:r>
+        <w:rPr>
+          <w:bCs/>
+        </w:rPr>
+        <w:t>: Both services run on the same Docker bridge network (erp-network), minimising latency to sub-millisecond for local and same-host deployments. Async Kafka events are used for operations that do not require an immediate response, avoiding synchronous chaining.</w:t>
+      </w:r>
+    </w:p>
+    <w:p>
+      <w:pPr>
+        <w:pStyle w:val="Heading2"/>
+      </w:pPr>
+      <w:r>
+        <w:t>3.5 Harder to Debug and Trace</w:t>
+      </w:r>
+    </w:p>
+    <w:p>
+      <w:pPr>
+        <w:rPr>
+          <w:bCs/>
+        </w:rPr>
+      </w:pPr>
+      <w:r>
+        <w:rPr>
+          <w:b/>
+        </w:rPr>
+        <w:t>Risk</w:t>
+      </w:r>
+      <w:r>
+        <w:rPr>
+          <w:bCs/>
+        </w:rPr>
+        <w:t>: A single user request may touch multiple services. Tracing a failure across service logs without correlation IDs is time-consuming.</w:t>
+      </w:r>
+    </w:p>
+    <w:p>
+      <w:pPr>
+        <w:rPr>
+          <w:bCs/>
+        </w:rPr>
+      </w:pPr>
+      <w:r>
+        <w:rPr>
+          <w:b/>
+        </w:rPr>
+        <w:t>Mitigation</w:t>
+      </w:r>
+      <w:r>
+        <w:rPr>
+          <w:bCs/>
+        </w:rPr>
+        <w:t>: Each service logs the incoming request method and path. A correlation ID header (X-Request-Id) is propagated from NGINX through downstream service calls. For the prototype scope, structured console logging is used; production would adopt a centralised log aggregator (e.g., Loki or ELK).</w:t>
+      </w:r>
+    </w:p>
+    <w:p>
+      <w:pPr>
+        <w:pStyle w:val="Heading2"/>
+      </w:pPr>
+      <w:r>
+        <w:t>3.6 Security Surface Area</w:t>
+      </w:r>
+    </w:p>
+    <w:p>
+      <w:pPr>
+        <w:rPr>
+          <w:bCs/>
+        </w:rPr>
+      </w:pPr>
+      <w:r>
+        <w:rPr>
+          <w:b/>
+        </w:rPr>
+        <w:t>Risk</w:t>
+      </w:r>
+      <w:r>
+        <w:rPr>
+          <w:bCs/>
+        </w:rPr>
+        <w:t xml:space="preserve">: Eight separately deployed services each expose HTTP endpoints, increasing the attack surface compared to a monolith with a </w:t>
+      </w:r>
+      <w:r>
+        <w:rPr>
+          <w:bCs/>
+        </w:rPr>
+        <w:t>single-entry</w:t>
+      </w:r>
+      <w:r>
+        <w:rPr>
+          <w:bCs/>
+        </w:rPr>
+        <w:t xml:space="preserve"> point.</w:t>
       </w:r>
     </w:p>
     <w:p>
@@ -165,7 +453,13 @@
         <w:rPr>
           <w:b/>
         </w:rPr>
-        <w:t>Mitigation: Strict HTTP status code contracts are defined in API Endpoint Design. The Exam Service wraps its Student Service call in a try/catch and maps errors to 502 Bad Gateway, giving callers a consistent error surface. All services expose a /health endpoint to support monitoring.</w:t>
+        <w:t>Mitigation</w:t>
+      </w:r>
+      <w:r>
+        <w:rPr>
+          <w:bCs/>
+        </w:rPr>
+        <w:t>: NGINX is the sole external entry point; service ports are not exposed to the public network in production (only NGINX port 80/443 is exposed). JWT tokens are validated independently by each service's own middleware using a shared secret, ensuring requests are authenticated even on internal network calls.</w:t>
       </w:r>
     </w:p>
     <w:p>
@@ -173,157 +467,34 @@
         <w:pStyle w:val="Heading2"/>
       </w:pPr>
       <w:r>
-        <w:t>3.2  Data Consistency (No Distributed Transactions)</w:t>
+        <w:t>3.7  API Versioning / Backward Compatibility</w:t>
       </w:r>
     </w:p>
     <w:p>
       <w:r>
+        <w:t xml:space="preserve">Risk: Consumer services can break if a producer changes its API response structure or Kafka event payload schema. Because there is no compile-time type validation between services, changes such as renaming a field, removing a field, or altering a data type may go undetected until runtime — potentially in production. This risk is amplified in an event-driven system: a change to the </w:t>
+      </w:r>
+      <w:r>
         <w:rPr>
           <w:b/>
         </w:rPr>
-        <w:t>Risk: With one database per service, a business operation that spans multiple services (e.g., enrolling a student in an exam and updating their record simultaneously) cannot use a traditional ACID transaction across both databases.</w:t>
+        <w:t>result.published</w:t>
+      </w:r>
+      <w:r>
+        <w:t xml:space="preserve"> Kafka event payload could silently break the Notification Service without any immediate error being surfaced to the producer.</w:t>
       </w:r>
     </w:p>
     <w:p>
       <w:r>
-        <w:rPr>
-          <w:b/>
-        </w:rPr>
-        <w:t>Mitigation: The system uses eventual consistency via Kafka events for cross-service state changes. Synchronous REST calls are used only for read-verify operations (e.g., checking a student exists before creating an entry). Write operations that require consistency across services are modelled as sagas rather than distributed transactions.</w:t>
-      </w:r>
-    </w:p>
-    <w:p>
-      <w:pPr>
-        <w:pStyle w:val="Heading2"/>
-      </w:pPr>
-      <w:r>
         <w:lastRenderedPageBreak/>
-        <w:t>3.3  Increased Infrastructure Overhead</w:t>
-      </w:r>
-    </w:p>
-    <w:p>
-      <w:r>
-        <w:rPr>
-          <w:b/>
-        </w:rPr>
-        <w:t>Risk: Running eight services, eight MongoDB databases, NGINX, and Kafka/Kafka locally and in production is significantly more complex than deploying a single application binary.</w:t>
-      </w:r>
-    </w:p>
-    <w:p>
-      <w:r>
-        <w:rPr>
-          <w:b/>
-        </w:rPr>
-        <w:t>Mitigation: Docker and docker-compose provide one-command startup for local development. Each service is containerised with a minimal node:20-alpine image. For the prototype, only Student and Exam services are active, reducing local resource usage substantially.</w:t>
-      </w:r>
-    </w:p>
-    <w:p>
-      <w:pPr>
-        <w:pStyle w:val="Heading2"/>
-      </w:pPr>
-      <w:r>
-        <w:t>3.4  Inter-Service Latency</w:t>
-      </w:r>
-    </w:p>
-    <w:p>
-      <w:r>
-        <w:rPr>
-          <w:b/>
-        </w:rPr>
-        <w:t>Risk: A synchronous REST call from Exam Service to Student Service adds network round-trip latency to every exam enrolment request. In a monolith, this would be an in-memory function call.</w:t>
-      </w:r>
-    </w:p>
-    <w:p>
-      <w:r>
-        <w:rPr>
-          <w:b/>
-        </w:rPr>
-        <w:t>Mitigation: Both services run on the same Docker bridge network (erp-network), minimising latency to sub-millisecond for local and same-host deployments. Async Kafka events are used for operations that do not require an immediate response, avoiding synchronous chaining.</w:t>
-      </w:r>
-    </w:p>
-    <w:p>
-      <w:pPr>
-        <w:pStyle w:val="Heading2"/>
-      </w:pPr>
-      <w:r>
-        <w:t>3.5  Harder to Debug and Trace</w:t>
-      </w:r>
-    </w:p>
-    <w:p>
-      <w:r>
-        <w:rPr>
-          <w:b/>
-        </w:rPr>
-        <w:t>Risk: A single user request may touch multiple services. Tracing a failure across service logs without correlation IDs is time-consuming.</w:t>
-      </w:r>
-    </w:p>
-    <w:p>
-      <w:r>
-        <w:rPr>
-          <w:b/>
-        </w:rPr>
-        <w:t>Mitigation: Each service logs the incoming request method and path. A correlation ID header (X-Request-Id) is propagated from NGINX through downstream service calls. For the prototype scope, structured console logging is used; production would adopt a centralised log aggregator (e.g., Loki or ELK).</w:t>
-      </w:r>
-    </w:p>
-    <w:p>
-      <w:pPr>
-        <w:pStyle w:val="Heading2"/>
-      </w:pPr>
-      <w:r>
-        <w:t>3.6  Security Surface Area</w:t>
-      </w:r>
-    </w:p>
-    <w:p>
-      <w:r>
-        <w:rPr>
-          <w:b/>
-        </w:rPr>
-        <w:t>Risk: Eight separately deployed services each expose HTTP endpoints, increasing the attack surface compared to a monolith with a single entry point.</w:t>
-      </w:r>
-    </w:p>
-    <w:p>
-      <w:pPr>
-        <w:rPr>
-          <w:b/>
-        </w:rPr>
-      </w:pPr>
-      <w:r>
-        <w:rPr>
-          <w:b/>
-        </w:rPr>
-        <w:t>Mitigation: NGINX is the sole external entry point; service ports are not exposed to the public network in production (only NGINX port 80/443 is exposed). JWT tokens are validated independently by each service's own middleware using a shared secret, ensuring requests are authenticated even on internal network calls.</w:t>
-      </w:r>
-    </w:p>
-    <w:p>
-      <w:pPr>
-        <w:rPr>
-          <w:b/>
-        </w:rPr>
-      </w:pPr>
-    </w:p>
-    <w:p>
-      <w:pPr>
-        <w:rPr>
-          <w:b/>
-        </w:rPr>
-      </w:pPr>
-    </w:p>
-    <w:p/>
-    <w:p>
-      <w:r>
-        <w:t>Risk: Consumer services can break if a producer changes its API response structure or Kafka event payload schema. Because there is no compile-time type validation between services, changes such as renaming a field, removing a field, or altering a data type may go undetected until runtime — potentially in production. This risk is amplified in an event-driven system: a change to the result.published Kafka event payload could silently break the Notification Service without any immediate error being surfaced to the producer.</w:t>
-      </w:r>
-    </w:p>
-    <w:p>
-      <w:r>
         <w:t>Mitigation: API versioning is not implemented in the current prototype. In a production system the following strategies would be applied:</w:t>
       </w:r>
     </w:p>
     <w:tbl>
       <w:tblPr>
         <w:tblStyle w:val="TableGrid"/>
-        <w:tblW w:type="auto" w:w="0"/>
-        <w:tblLook w:firstColumn="1" w:firstRow="1" w:lastColumn="0" w:lastRow="0" w:noHBand="0" w:noVBand="1" w:val="04A0"/>
+        <w:tblW w:w="0" w:type="auto"/>
+        <w:tblLook w:val="04A0" w:firstRow="1" w:lastRow="0" w:firstColumn="1" w:lastColumn="0" w:noHBand="0" w:noVBand="1"/>
       </w:tblPr>
       <w:tblGrid>
         <w:gridCol w:w="4320"/>
@@ -332,7 +503,7 @@
       <w:tr>
         <w:tc>
           <w:tcPr>
-            <w:tcW w:type="dxa" w:w="4320"/>
+            <w:tcW w:w="4320" w:type="dxa"/>
           </w:tcPr>
           <w:p>
             <w:r>
@@ -345,7 +516,7 @@
         </w:tc>
         <w:tc>
           <w:tcPr>
-            <w:tcW w:type="dxa" w:w="4320"/>
+            <w:tcW w:w="4320" w:type="dxa"/>
           </w:tcPr>
           <w:p>
             <w:r>
@@ -360,7 +531,7 @@
       <w:tr>
         <w:tc>
           <w:tcPr>
-            <w:tcW w:type="dxa" w:w="4320"/>
+            <w:tcW w:w="4320" w:type="dxa"/>
           </w:tcPr>
           <w:p>
             <w:r>
@@ -370,7 +541,7 @@
         </w:tc>
         <w:tc>
           <w:tcPr>
-            <w:tcW w:type="dxa" w:w="4320"/>
+            <w:tcW w:w="4320" w:type="dxa"/>
           </w:tcPr>
           <w:p>
             <w:r>
@@ -382,7 +553,7 @@
       <w:tr>
         <w:tc>
           <w:tcPr>
-            <w:tcW w:type="dxa" w:w="4320"/>
+            <w:tcW w:w="4320" w:type="dxa"/>
           </w:tcPr>
           <w:p>
             <w:r>
@@ -392,7 +563,7 @@
         </w:tc>
         <w:tc>
           <w:tcPr>
-            <w:tcW w:type="dxa" w:w="4320"/>
+            <w:tcW w:w="4320" w:type="dxa"/>
           </w:tcPr>
           <w:p>
             <w:r>
@@ -404,7 +575,7 @@
       <w:tr>
         <w:tc>
           <w:tcPr>
-            <w:tcW w:type="dxa" w:w="4320"/>
+            <w:tcW w:w="4320" w:type="dxa"/>
           </w:tcPr>
           <w:p>
             <w:r>
@@ -414,7 +585,7 @@
         </w:tc>
         <w:tc>
           <w:tcPr>
-            <w:tcW w:type="dxa" w:w="4320"/>
+            <w:tcW w:w="4320" w:type="dxa"/>
           </w:tcPr>
           <w:p>
             <w:r>
@@ -426,7 +597,7 @@
       <w:tr>
         <w:tc>
           <w:tcPr>
-            <w:tcW w:type="dxa" w:w="4320"/>
+            <w:tcW w:w="4320" w:type="dxa"/>
           </w:tcPr>
           <w:p>
             <w:r>
@@ -436,7 +607,7 @@
         </w:tc>
         <w:tc>
           <w:tcPr>
-            <w:tcW w:type="dxa" w:w="4320"/>
+            <w:tcW w:w="4320" w:type="dxa"/>
           </w:tcPr>
           <w:p>
             <w:r>
@@ -448,7 +619,7 @@
       <w:tr>
         <w:tc>
           <w:tcPr>
-            <w:tcW w:type="dxa" w:w="4320"/>
+            <w:tcW w:w="4320" w:type="dxa"/>
           </w:tcPr>
           <w:p>
             <w:r>
@@ -458,7 +629,7 @@
         </w:tc>
         <w:tc>
           <w:tcPr>
-            <w:tcW w:type="dxa" w:w="4320"/>
+            <w:tcW w:w="4320" w:type="dxa"/>
           </w:tcPr>
           <w:p>
             <w:r>
@@ -468,18 +639,11 @@
         </w:tc>
       </w:tr>
     </w:tbl>
-    <w:sectPr>
-      <w:pgSz w:w="12240" w:h="15840"/>
-      <w:pgMar w:top="1440" w:right="1800" w:bottom="1440" w:left="1800" w:header="720" w:footer="720" w:gutter="0"/>
-      <w:cols w:space="720"/>
-      <w:docGrid w:linePitch="360"/>
-    </w:sectPr>
     <w:p>
       <w:pPr>
         <w:pStyle w:val="Heading1"/>
       </w:pPr>
       <w:r>
-        <w:lastRenderedPageBreak/>
         <w:t>4. Summary</w:t>
       </w:r>
     </w:p>
@@ -872,7 +1036,7 @@
       <w:tr>
         <w:tc>
           <w:tcPr>
-            <w:tcW w:type="dxa" w:w="2880"/>
+            <w:tcW w:w="2880" w:type="dxa"/>
           </w:tcPr>
           <w:p>
             <w:r>
@@ -882,7 +1046,7 @@
         </w:tc>
         <w:tc>
           <w:tcPr>
-            <w:tcW w:type="dxa" w:w="2880"/>
+            <w:tcW w:w="2880" w:type="dxa"/>
           </w:tcPr>
           <w:p>
             <w:r>
@@ -892,7 +1056,7 @@
         </w:tc>
         <w:tc>
           <w:tcPr>
-            <w:tcW w:type="dxa" w:w="2880"/>
+            <w:tcW w:w="2880" w:type="dxa"/>
           </w:tcPr>
           <w:p>
             <w:r>
@@ -903,22 +1067,12 @@
       </w:tr>
     </w:tbl>
     <w:p/>
-    <w:p>
-      <w:r>
-        <w:rPr>
-          <w:i/>
-        </w:rPr>
-        <w:t>Overall verdict: The benefits of microservice architecture outweigh the risks for a university ERP system with clearly distinct business domains. The risks are well-understood and have established mitigation patterns (eventual consistency, Docker orchestration, JWT-per-service). The architecture is appropriate for this system.</w:t>
-      </w:r>
-    </w:p>
-    <w:p>
-      <w:pPr>
-        <w:pStyle w:val="Heading2"/>
-      </w:pPr>
-      <w:r>
-        <w:t>3.7  API Versioning / Backward Compatibility</w:t>
-      </w:r>
-    </w:p>
+    <w:sectPr>
+      <w:pgSz w:w="12240" w:h="15840"/>
+      <w:pgMar w:top="1440" w:right="1800" w:bottom="1440" w:left="1800" w:header="720" w:footer="720" w:gutter="0"/>
+      <w:cols w:space="720"/>
+      <w:docGrid w:linePitch="360"/>
+    </w:sectPr>
   </w:body>
 </w:document>
 </file>
